--- a/projects/TRD-EHR/paper1-trd-prediction/parts/supplement/26-s12-additional-model-diagnostics-and-encoder-est.docx
+++ b/projects/TRD-EHR/paper1-trd-prediction/parts/supplement/26-s12-additional-model-diagnostics-and-encoder-est.docx
@@ -2,7 +2,7 @@
 <file path=word/document.xml><?xml version="1.0" encoding="utf-8"?>
 <w:document xmlns:w="http://schemas.openxmlformats.org/wordprocessingml/2006/main" xmlns:m="http://schemas.openxmlformats.org/officeDocument/2006/math" xmlns:r="http://schemas.openxmlformats.org/officeDocument/2006/relationships" xmlns:o="urn:schemas-microsoft-com:office:office" xmlns:v="urn:schemas-microsoft-com:vml" xmlns:w10="urn:schemas-microsoft-com:office:word" xmlns:a="http://schemas.openxmlformats.org/drawingml/2006/main" xmlns:pic="http://schemas.openxmlformats.org/drawingml/2006/picture" xmlns:wp="http://schemas.openxmlformats.org/drawingml/2006/wordprocessingDrawing">
   <w:body>
-    <w:bookmarkStart w:id="39" w:name="_3b319a28540a2eebde7c4dc81a578fb022a8db8"/>
+    <w:bookmarkStart w:id="50" w:name="X3b319a28540a2eebde7c4dc81a578fb022a8db8"/>
     <w:p>
       <w:pPr>
         <w:pStyle w:val="Heading1"/>
@@ -11,7 +11,7 @@
         <w:t xml:space="preserve">S12 Additional Model Diagnostics and Encoder Estimates</w:t>
       </w:r>
     </w:p>
-    <w:bookmarkStart w:id="21" w:name="_5b8a779de4102ca75eefec1c07ca7681b858af1"/>
+    <w:bookmarkStart w:id="32" w:name="X5b8a779de4102ca75eefec1c07ca7681b858af1"/>
     <w:p>
       <w:pPr>
         <w:pStyle w:val="Heading2"/>
@@ -25,7 +25,7 @@
         <w:pStyle w:val="FirstParagraph"/>
       </w:pPr>
       <w:r>
-        <w:t xml:space="preserve">The primary ROC curves are shown in Figure S12. At test-selected Youden J thresholds of 0.165 and 0.173, embedded logistic regression and feature-vector XGBoost had sensitivity 0.647 (95% CI 0.623–0.670) and 0.615 (95% CI 0.591–0.638) and specificity 0.583 (95% CI 0.570–0.594) and 0.606 (95% CI 0.594–0.618). Their F1 scores were 0.36 (95% CI 0.34–0.37) and 0.35 (95% CI 0.34–0.37), positive likelihood ratios 1.55 (95% CI 1.48–1.62) and 1.56 (95% CI 1.48–1.63), and negative likelihood ratios 0.61 (95% CI 0.56–0.65) and 0.64 (95% CI 0.60–0.68). They identified 964 and 917 of 1,491 positive patients, missing 527 and 574, with 2,932 and 2,768 false positives and 4,093 and 4,257 true negatives among 7,025 negative patients, respectively (Figure S13). These thresholds were chosen and evaluated in the same test patients; the estimates are optimistic descriptions and are not deployment thresholds.</w:t>
+        <w:t xml:space="preserve">The primary ROC curves are shown in Figure S14. At test-selected Youden J thresholds of 0.165 and 0.173, embedded logistic regression and feature-vector XGBoost had sensitivity 0.647 (95% CI 0.623–0.670) and 0.615 (95% CI 0.591–0.638) and specificity 0.583 (95% CI 0.570–0.594) and 0.606 (95% CI 0.594–0.618). Their F1 scores were 0.36 (95% CI 0.34–0.37) and 0.35 (95% CI 0.34–0.37), positive likelihood ratios 1.55 (95% CI 1.48–1.62) and 1.56 (95% CI 1.48–1.63), and negative likelihood ratios 0.61 (95% CI 0.56–0.65) and 0.64 (95% CI 0.60–0.68). They identified 964 and 917 of 1,491 positive patients, missing 527 and 574, with 2,932 and 2,768 false positives and 4,093 and 4,257 true negatives among 7,025 negative patients, respectively (Figure S15). These thresholds were chosen and evaluated in the same test patients; the estimates are optimistic descriptions and are not deployment thresholds.</w:t>
       </w:r>
     </w:p>
     <w:p>
@@ -45,18 +45,18 @@
           <wp:inline>
             <wp:extent cx="5303520" cy="2863900"/>
             <wp:effectExtent b="0" l="0" r="0" t="0"/>
-            <wp:docPr descr="" title="" id="10" name="Picture"/>
+            <wp:docPr descr="" title="" id="21" name="Picture"/>
             <a:graphic>
               <a:graphicData uri="http://schemas.openxmlformats.org/drawingml/2006/picture">
                 <pic:pic>
                   <pic:nvPicPr>
-                    <pic:cNvPr descr="/Users/mikeyferguson/Developer/Atlas/.claude/worktrees/wf_ac3faf7c-0a3-1/research/TRD-EHR/exports/results/Qwen-Qwen3-Embedding-8B/google_medgemma-27b-text-it/roc_curves/roc_curve_logistic_regression_EMBEDDED.png" id="11" name="Picture"/>
+                    <pic:cNvPr descr="../results/Qwen-Qwen3-Embedding-8B/google_medgemma-27b-text-it/roc_curves/roc_curve_logistic_regression_EMBEDDED.png" id="22" name="Picture"/>
                     <pic:cNvPicPr>
                       <a:picLocks noChangeArrowheads="1" noChangeAspect="1"/>
                     </pic:cNvPicPr>
                   </pic:nvPicPr>
                   <pic:blipFill>
-                    <a:blip r:embed="rId9"/>
+                    <a:blip r:embed="rId20"/>
                     <a:stretch>
                       <a:fillRect/>
                     </a:stretch>
@@ -100,18 +100,18 @@
           <wp:inline>
             <wp:extent cx="5303520" cy="2863900"/>
             <wp:effectExtent b="0" l="0" r="0" t="0"/>
-            <wp:docPr descr="" title="" id="13" name="Picture"/>
+            <wp:docPr descr="" title="" id="24" name="Picture"/>
             <a:graphic>
               <a:graphicData uri="http://schemas.openxmlformats.org/drawingml/2006/picture">
                 <pic:pic>
                   <pic:nvPicPr>
-                    <pic:cNvPr descr="/Users/mikeyferguson/Developer/Atlas/.claude/worktrees/wf_ac3faf7c-0a3-1/research/TRD-EHR/exports/results/Qwen-Qwen3-Embedding-8B/google_medgemma-27b-text-it/roc_curves/roc_curve_xgboost_FEATURE.png" id="14" name="Picture"/>
+                    <pic:cNvPr descr="../results/Qwen-Qwen3-Embedding-8B/google_medgemma-27b-text-it/roc_curves/roc_curve_xgboost_FEATURE.png" id="25" name="Picture"/>
                     <pic:cNvPicPr>
                       <a:picLocks noChangeArrowheads="1" noChangeAspect="1"/>
                     </pic:cNvPicPr>
                   </pic:nvPicPr>
                   <pic:blipFill>
-                    <a:blip r:embed="rId12"/>
+                    <a:blip r:embed="rId23"/>
                     <a:stretch>
                       <a:fillRect/>
                     </a:stretch>
@@ -143,7 +143,7 @@
         <w:pStyle w:val="BodyText"/>
       </w:pPr>
       <w:r>
-        <w:t xml:space="preserve">Figure S12. Primary ROC curves for embedded logistic regression (A) and feature-vector XGBoost (B). Shaded bands are bootstrap 95% CIs. ROC AUCs are reported in main-text Table 2.</w:t>
+        <w:t xml:space="preserve">Figure S14. Primary ROC curves for embedded logistic regression (A) and feature-vector XGBoost (B). Shaded bands are bootstrap 95% CIs. ROC AUCs are reported in main-text Table 2.</w:t>
       </w:r>
     </w:p>
     <w:p>
@@ -163,18 +163,18 @@
           <wp:inline>
             <wp:extent cx="5303520" cy="2863900"/>
             <wp:effectExtent b="0" l="0" r="0" t="0"/>
-            <wp:docPr descr="" title="" id="16" name="Picture"/>
+            <wp:docPr descr="" title="" id="27" name="Picture"/>
             <a:graphic>
               <a:graphicData uri="http://schemas.openxmlformats.org/drawingml/2006/picture">
                 <pic:pic>
                   <pic:nvPicPr>
-                    <pic:cNvPr descr="/Users/mikeyferguson/Developer/Atlas/.claude/worktrees/wf_ac3faf7c-0a3-1/research/TRD-EHR/exports/results/Qwen-Qwen3-Embedding-8B/google_medgemma-27b-text-it/confusion_matrices/confusion_matrix_logistic_regression_EMBEDDED.png" id="17" name="Picture"/>
+                    <pic:cNvPr descr="../results/Qwen-Qwen3-Embedding-8B/google_medgemma-27b-text-it/confusion_matrices/confusion_matrix_logistic_regression_EMBEDDED.png" id="28" name="Picture"/>
                     <pic:cNvPicPr>
                       <a:picLocks noChangeArrowheads="1" noChangeAspect="1"/>
                     </pic:cNvPicPr>
                   </pic:nvPicPr>
                   <pic:blipFill>
-                    <a:blip r:embed="rId15"/>
+                    <a:blip r:embed="rId26"/>
                     <a:stretch>
                       <a:fillRect/>
                     </a:stretch>
@@ -218,18 +218,18 @@
           <wp:inline>
             <wp:extent cx="5303520" cy="2863900"/>
             <wp:effectExtent b="0" l="0" r="0" t="0"/>
-            <wp:docPr descr="" title="" id="19" name="Picture"/>
+            <wp:docPr descr="" title="" id="30" name="Picture"/>
             <a:graphic>
               <a:graphicData uri="http://schemas.openxmlformats.org/drawingml/2006/picture">
                 <pic:pic>
                   <pic:nvPicPr>
-                    <pic:cNvPr descr="/Users/mikeyferguson/Developer/Atlas/.claude/worktrees/wf_ac3faf7c-0a3-1/research/TRD-EHR/exports/results/Qwen-Qwen3-Embedding-8B/google_medgemma-27b-text-it/confusion_matrices/confusion_matrix_xgboost_FEATURE.png" id="20" name="Picture"/>
+                    <pic:cNvPr descr="../results/Qwen-Qwen3-Embedding-8B/google_medgemma-27b-text-it/confusion_matrices/confusion_matrix_xgboost_FEATURE.png" id="31" name="Picture"/>
                     <pic:cNvPicPr>
                       <a:picLocks noChangeArrowheads="1" noChangeAspect="1"/>
                     </pic:cNvPicPr>
                   </pic:nvPicPr>
                   <pic:blipFill>
-                    <a:blip r:embed="rId18"/>
+                    <a:blip r:embed="rId29"/>
                     <a:stretch>
                       <a:fillRect/>
                     </a:stretch>
@@ -261,11 +261,11 @@
         <w:pStyle w:val="BodyText"/>
       </w:pPr>
       <w:r>
-        <w:t xml:space="preserve">Figure S13. Confusion matrices at test-selected Youden J thresholds for embedded logistic regression (A) and feature-vector XGBoost (B). TRD refers to the treatment-switching proxy.</w:t>
-      </w:r>
-    </w:p>
-    <w:bookmarkEnd w:id="21"/>
-    <w:bookmarkStart w:id="34" w:name="_5a6a39393feced4ecfd88c612f38c214cb95258"/>
+        <w:t xml:space="preserve">Figure S15. Confusion matrices at test-selected Youden J thresholds for embedded logistic regression (A) and feature-vector XGBoost (B); the panels’ F score is F1. TRD refers to the treatment-switching proxy.</w:t>
+      </w:r>
+    </w:p>
+    <w:bookmarkEnd w:id="32"/>
+    <w:bookmarkStart w:id="45" w:name="s12.2-structured-feature-importance"/>
     <w:p>
       <w:pPr>
         <w:pStyle w:val="Heading2"/>
@@ -279,7 +279,7 @@
         <w:pStyle w:val="FirstParagraph"/>
       </w:pPr>
       <w:r>
-        <w:t xml:space="preserve">Positive logistic-regression coefficients included severe depression coding, suicidality, insomnia, obsessive-compulsive disorder, opioid use disorder, posttraumatic stress disorder, and anxiety. Negative coefficients included missing smoking status, hyperlipidemia, longer pre-index history, and male sex. Tree importance rankings varied and also emphasized record length, age, utilization, and psychiatric burden (Figure S14). For trees, plotted colors derive from univariate correlations and do not give the direction of the fitted model’s conditional effect. None of these rankings supports causal interpretation.</w:t>
+        <w:t xml:space="preserve">Positive logistic-regression coefficients included severe depression coding, suicidality, insomnia, obsessive-compulsive disorder, opioid use disorder, posttraumatic stress disorder, and anxiety. Negative coefficients included missing smoking status, hyperlipidemia, longer pre-index history, and male sex. Tree importance rankings varied and also emphasized record length, age, utilization, and psychiatric burden (Figure S16). For trees, plotted colors derive from univariate correlations and do not give the direction of the fitted model’s conditional effect. None of these rankings supports causal interpretation.</w:t>
       </w:r>
     </w:p>
     <w:p>
@@ -299,18 +299,18 @@
           <wp:inline>
             <wp:extent cx="5212080" cy="3179368"/>
             <wp:effectExtent b="0" l="0" r="0" t="0"/>
-            <wp:docPr descr="" title="" id="23" name="Picture"/>
+            <wp:docPr descr="" title="" id="34" name="Picture"/>
             <a:graphic>
               <a:graphicData uri="http://schemas.openxmlformats.org/drawingml/2006/picture">
                 <pic:pic>
                   <pic:nvPicPr>
-                    <pic:cNvPr descr="/Users/mikeyferguson/Developer/Atlas/.claude/worktrees/wf_ac3faf7c-0a3-1/research/TRD-EHR/exports/results/Qwen-Qwen3-Embedding-8B/google_medgemma-27b-text-it/feature_importance/feature_importance_logistic_regression.png" id="24" name="Picture"/>
+                    <pic:cNvPr descr="../results/Qwen-Qwen3-Embedding-8B/google_medgemma-27b-text-it/feature_importance/feature_importance_logistic_regression.png" id="35" name="Picture"/>
                     <pic:cNvPicPr>
                       <a:picLocks noChangeArrowheads="1" noChangeAspect="1"/>
                     </pic:cNvPicPr>
                   </pic:nvPicPr>
                   <pic:blipFill>
-                    <a:blip r:embed="rId22"/>
+                    <a:blip r:embed="rId33"/>
                     <a:stretch>
                       <a:fillRect/>
                     </a:stretch>
@@ -354,18 +354,18 @@
           <wp:inline>
             <wp:extent cx="5212080" cy="3179368"/>
             <wp:effectExtent b="0" l="0" r="0" t="0"/>
-            <wp:docPr descr="" title="" id="26" name="Picture"/>
+            <wp:docPr descr="" title="" id="37" name="Picture"/>
             <a:graphic>
               <a:graphicData uri="http://schemas.openxmlformats.org/drawingml/2006/picture">
                 <pic:pic>
                   <pic:nvPicPr>
-                    <pic:cNvPr descr="/Users/mikeyferguson/Developer/Atlas/.claude/worktrees/wf_ac3faf7c-0a3-1/research/TRD-EHR/exports/results/Qwen-Qwen3-Embedding-8B/google_medgemma-27b-text-it/feature_importance/feature_importance_random_forest.png" id="27" name="Picture"/>
+                    <pic:cNvPr descr="../results/Qwen-Qwen3-Embedding-8B/google_medgemma-27b-text-it/feature_importance/feature_importance_random_forest.png" id="38" name="Picture"/>
                     <pic:cNvPicPr>
                       <a:picLocks noChangeArrowheads="1" noChangeAspect="1"/>
                     </pic:cNvPicPr>
                   </pic:nvPicPr>
                   <pic:blipFill>
-                    <a:blip r:embed="rId25"/>
+                    <a:blip r:embed="rId36"/>
                     <a:stretch>
                       <a:fillRect/>
                     </a:stretch>
@@ -409,18 +409,18 @@
           <wp:inline>
             <wp:extent cx="5212080" cy="3179368"/>
             <wp:effectExtent b="0" l="0" r="0" t="0"/>
-            <wp:docPr descr="" title="" id="29" name="Picture"/>
+            <wp:docPr descr="" title="" id="40" name="Picture"/>
             <a:graphic>
               <a:graphicData uri="http://schemas.openxmlformats.org/drawingml/2006/picture">
                 <pic:pic>
                   <pic:nvPicPr>
-                    <pic:cNvPr descr="/Users/mikeyferguson/Developer/Atlas/.claude/worktrees/wf_ac3faf7c-0a3-1/research/TRD-EHR/exports/results/Qwen-Qwen3-Embedding-8B/google_medgemma-27b-text-it/feature_importance/feature_importance_gradient_boosting.png" id="30" name="Picture"/>
+                    <pic:cNvPr descr="../results/Qwen-Qwen3-Embedding-8B/google_medgemma-27b-text-it/feature_importance/feature_importance_gradient_boosting.png" id="41" name="Picture"/>
                     <pic:cNvPicPr>
                       <a:picLocks noChangeArrowheads="1" noChangeAspect="1"/>
                     </pic:cNvPicPr>
                   </pic:nvPicPr>
                   <pic:blipFill>
-                    <a:blip r:embed="rId28"/>
+                    <a:blip r:embed="rId39"/>
                     <a:stretch>
                       <a:fillRect/>
                     </a:stretch>
@@ -464,18 +464,18 @@
           <wp:inline>
             <wp:extent cx="5212080" cy="3179368"/>
             <wp:effectExtent b="0" l="0" r="0" t="0"/>
-            <wp:docPr descr="" title="" id="32" name="Picture"/>
+            <wp:docPr descr="" title="" id="43" name="Picture"/>
             <a:graphic>
               <a:graphicData uri="http://schemas.openxmlformats.org/drawingml/2006/picture">
                 <pic:pic>
                   <pic:nvPicPr>
-                    <pic:cNvPr descr="/Users/mikeyferguson/Developer/Atlas/.claude/worktrees/wf_ac3faf7c-0a3-1/research/TRD-EHR/exports/results/Qwen-Qwen3-Embedding-8B/google_medgemma-27b-text-it/feature_importance/feature_importance_xgboost.png" id="33" name="Picture"/>
+                    <pic:cNvPr descr="../results/Qwen-Qwen3-Embedding-8B/google_medgemma-27b-text-it/feature_importance/feature_importance_xgboost.png" id="44" name="Picture"/>
                     <pic:cNvPicPr>
                       <a:picLocks noChangeArrowheads="1" noChangeAspect="1"/>
                     </pic:cNvPicPr>
                   </pic:nvPicPr>
                   <pic:blipFill>
-                    <a:blip r:embed="rId31"/>
+                    <a:blip r:embed="rId42"/>
                     <a:stretch>
                       <a:fillRect/>
                     </a:stretch>
@@ -507,11 +507,11 @@
         <w:pStyle w:val="BodyText"/>
       </w:pPr>
       <w:r>
-        <w:t xml:space="preserve">Figure S14. Structured feature importance for logistic regression (A), random forest (B), gradient boosting (C), and XGBoost (D). Logistic-regression bars show coefficient magnitude, with color giving the coefficient’s sign. Tree bars show native importance; colors reflect univariate associations, not conditional model effects or causal directions.</w:t>
-      </w:r>
-    </w:p>
-    <w:bookmarkEnd w:id="34"/>
-    <w:bookmarkStart w:id="38" w:name="_9c90e6317a1eb1fb56099f7747be04e13f0dc6a"/>
+        <w:t xml:space="preserve">Figure S16. Structured feature importance for logistic regression (A), random forest (B), gradient boosting (C), and XGBoost (D). Logistic-regression bars show coefficient magnitude, with color giving the coefficient’s sign. Tree bars show native importance; colors reflect univariate associations, not conditional model effects or causal directions.</w:t>
+      </w:r>
+    </w:p>
+    <w:bookmarkEnd w:id="45"/>
+    <w:bookmarkStart w:id="49" w:name="X9c90e6317a1eb1fb56099f7747be04e13f0dc6a"/>
     <w:p>
       <w:pPr>
         <w:pStyle w:val="Heading2"/>
@@ -525,7 +525,7 @@
         <w:pStyle w:val="FirstParagraph"/>
       </w:pPr>
       <w:r>
-        <w:t xml:space="preserve">In the primary encoder, psychiatric-history permutation reduced AUC by 0.024 (95% CI 0.010–0.036) to 0.028 (95% CI 0.017–0.039) across classifiers; all paired CIs excluded zero. Medication burden reduced AUC by 0.003 (95% CI −0.004 to 0.011) to 0.027 (95% CI 0.018–0.037), with CIs excluding zero for 3 classifiers. Prior treatment reduced embedded logistic-regression AUC by 0.019 (95% CI 0.011–0.027) and the other models by 0.000 (95% CI −0.009 to 0.008) to 0.011 (95% CI 0.003–0.020), with CIs excluding zero for logistic regression and XGBoost. Among the remaining concepts, only the XGBoost contraindication contrast excluded zero (−0.005; 95% CI −0.008 to −0.001). Main-text Table 3 gives every difference with its paired CI; Figure S15 gives each model’s absolute AUC.</w:t>
+        <w:t xml:space="preserve">In the primary encoder, psychiatric-history permutation reduced AUC by 0.024 (95% CI 0.010–0.036) to 0.028 (95% CI 0.017–0.039) across classifiers; all paired CIs excluded zero. Medication burden reduced AUC by 0.003 (95% CI −0.004 to 0.011) to 0.027 (95% CI 0.018–0.037), with CIs excluding zero for 3 classifiers. Prior treatment reduced embedded logistic-regression AUC by 0.019 (95% CI 0.011–0.027) and the other models by 0.000 (95% CI −0.009 to 0.008) to 0.011 (95% CI 0.003–0.020), with CIs excluding zero for logistic regression and XGBoost. Among the remaining concepts, only the XGBoost contraindication contrast excluded zero (−0.005; 95% CI −0.008 to −0.001). Main-text Table 3 gives every difference with its paired CI; Figure S17 gives each model’s absolute AUC.</w:t>
       </w:r>
     </w:p>
     <w:p>
@@ -537,18 +537,18 @@
           <wp:inline>
             <wp:extent cx="5486400" cy="4059936"/>
             <wp:effectExtent b="0" l="0" r="0" t="0"/>
-            <wp:docPr descr="" title="" id="36" name="Picture"/>
+            <wp:docPr descr="" title="" id="47" name="Picture"/>
             <a:graphic>
               <a:graphicData uri="http://schemas.openxmlformats.org/drawingml/2006/picture">
                 <pic:pic>
                   <pic:nvPicPr>
-                    <pic:cNvPr descr="/Users/mikeyferguson/Developer/Atlas/.claude/worktrees/wf_ac3faf7c-0a3-1/research/TRD-EHR/exports/results/Qwen-Qwen3-Embedding-8B/google_medgemma-27b-text-it/ablation_roc_ci_EMBEDDED.png" id="37" name="Picture"/>
+                    <pic:cNvPr descr="../results/Qwen-Qwen3-Embedding-8B/google_medgemma-27b-text-it/ablation_roc_ci_EMBEDDED.png" id="48" name="Picture"/>
                     <pic:cNvPicPr>
                       <a:picLocks noChangeArrowheads="1" noChangeAspect="1"/>
                     </pic:cNvPicPr>
                   </pic:nvPicPr>
                   <pic:blipFill>
-                    <a:blip r:embed="rId35"/>
+                    <a:blip r:embed="rId46"/>
                     <a:stretch>
                       <a:fillRect/>
                     </a:stretch>
@@ -580,7 +580,7 @@
         <w:pStyle w:val="BodyText"/>
       </w:pPr>
       <w:r>
-        <w:t xml:space="preserve">Figure S15. Absolute ROC AUC after concept permutation for each primary embedded classifier. Each panel includes the unperturbed baseline and 6 permutations. Bars are each run’s bootstrap 95% CIs, rather than paired CIs for the differences. SDOH: social determinants of health.</w:t>
+        <w:t xml:space="preserve">Figure S17. Absolute ROC AUC after concept permutation for each primary embedded classifier. Each panel includes the unperturbed baseline and 6 permutations. Bars are each run’s bootstrap 95% CIs, rather than paired CIs for the differences. SDOH: social determinants of health.</w:t>
       </w:r>
     </w:p>
     <w:p>
@@ -881,8 +881,8 @@
         </w:tc>
       </w:tr>
     </w:tbl>
-    <w:bookmarkEnd w:id="38"/>
-    <w:bookmarkEnd w:id="39"/>
+    <w:bookmarkEnd w:id="49"/>
+    <w:bookmarkEnd w:id="50"/>
     <w:sectPr>
       <w:pgSz w:h="15840" w:w="12240"/>
       <w:pgMar w:bottom="1440" w:footer="708" w:gutter="0" w:header="708" w:left="1800" w:right="1800" w:top="1440"/>

--- a/projects/TRD-EHR/paper1-trd-prediction/parts/supplement/26-s12-additional-model-diagnostics-and-encoder-est.docx
+++ b/projects/TRD-EHR/paper1-trd-prediction/parts/supplement/26-s12-additional-model-diagnostics-and-encoder-est.docx
@@ -525,7 +525,7 @@
         <w:pStyle w:val="FirstParagraph"/>
       </w:pPr>
       <w:r>
-        <w:t xml:space="preserve">In the primary encoder, psychiatric-history permutation reduced AUC by 0.024 (95% CI 0.010–0.036) to 0.028 (95% CI 0.017–0.039) across classifiers; all paired CIs excluded zero. Medication burden reduced AUC by 0.003 (95% CI −0.004 to 0.011) to 0.027 (95% CI 0.018–0.037), with CIs excluding zero for 3 classifiers. Prior treatment reduced embedded logistic-regression AUC by 0.019 (95% CI 0.011–0.027) and the other models by 0.000 (95% CI −0.009 to 0.008) to 0.011 (95% CI 0.003–0.020), with CIs excluding zero for logistic regression and XGBoost. Among the remaining concepts, only the XGBoost contraindication contrast excluded zero (−0.005; 95% CI −0.008 to −0.001). Main-text Table 3 gives every difference with its paired CI; Figure S17 gives each model’s absolute AUC.</w:t>
+        <w:t xml:space="preserve">For Qwen3-Embedding-8B, psychiatric-history permutation reduced AUC by 0.024 (95% CI 0.010–0.036) to 0.028 (95% CI 0.017–0.039) across classifiers; all paired CIs excluded zero. Medication burden reduced AUC by 0.003 (95% CI −0.004 to 0.011) to 0.027 (95% CI 0.018–0.037), with CIs excluding zero for 3 classifiers. Prior treatment reduced embedded logistic-regression AUC by 0.019 (95% CI 0.011–0.027) and the other models by 0.000 (95% CI −0.009 to 0.008) to 0.011 (95% CI 0.003–0.020), with CIs excluding zero for logistic regression and XGBoost. Among the remaining concepts, only the XGBoost contraindication contrast excluded zero (−0.005; 95% CI −0.008 to −0.001). Main-text Table 3 gives every difference with its paired CI; Figure S17 gives each model’s absolute AUC.</w:t>
       </w:r>
     </w:p>
     <w:p>
